--- a/Doc2_Scope_of_Work.docx
+++ b/Doc2_Scope_of_Work.docx
@@ -538,7 +538,7 @@
                 <w:b/>
                 <w:sz w:val="20"/>
               </w:rPr>
-              <w:t>Est. Hours/Screen</w:t>
+              <w:t>Est. Days/Screen</w:t>
             </w:r>
           </w:p>
         </w:tc>
@@ -552,7 +552,7 @@
                 <w:b/>
                 <w:sz w:val="20"/>
               </w:rPr>
-              <w:t>Total Hours</w:t>
+              <w:t>Total Person-Days</w:t>
             </w:r>
           </w:p>
         </w:tc>
@@ -606,7 +606,7 @@
               <w:rPr>
                 <w:sz w:val="20"/>
               </w:rPr>
-              <w:t>40</w:t>
+              <w:t>5</w:t>
             </w:r>
           </w:p>
         </w:tc>
@@ -619,7 +619,7 @@
               <w:rPr>
                 <w:sz w:val="20"/>
               </w:rPr>
-              <w:t>240</w:t>
+              <w:t>30</w:t>
             </w:r>
           </w:p>
         </w:tc>
@@ -673,7 +673,7 @@
               <w:rPr>
                 <w:sz w:val="20"/>
               </w:rPr>
-              <w:t>35</w:t>
+              <w:t>4.5</w:t>
             </w:r>
           </w:p>
         </w:tc>
@@ -686,7 +686,7 @@
               <w:rPr>
                 <w:sz w:val="20"/>
               </w:rPr>
-              <w:t>105</w:t>
+              <w:t>13.5</w:t>
             </w:r>
           </w:p>
         </w:tc>
@@ -740,7 +740,7 @@
               <w:rPr>
                 <w:sz w:val="20"/>
               </w:rPr>
-              <w:t>30</w:t>
+              <w:t>4</w:t>
             </w:r>
           </w:p>
         </w:tc>
@@ -753,7 +753,7 @@
               <w:rPr>
                 <w:sz w:val="20"/>
               </w:rPr>
-              <w:t>60</w:t>
+              <w:t>8</w:t>
             </w:r>
           </w:p>
         </w:tc>
@@ -807,7 +807,7 @@
               <w:rPr>
                 <w:sz w:val="20"/>
               </w:rPr>
-              <w:t>45</w:t>
+              <w:t>5.5</w:t>
             </w:r>
           </w:p>
         </w:tc>
@@ -820,7 +820,7 @@
               <w:rPr>
                 <w:sz w:val="20"/>
               </w:rPr>
-              <w:t>180</w:t>
+              <w:t>22</w:t>
             </w:r>
           </w:p>
         </w:tc>
@@ -874,7 +874,7 @@
               <w:rPr>
                 <w:sz w:val="20"/>
               </w:rPr>
-              <w:t>40</w:t>
+              <w:t>5</w:t>
             </w:r>
           </w:p>
         </w:tc>
@@ -887,7 +887,7 @@
               <w:rPr>
                 <w:sz w:val="20"/>
               </w:rPr>
-              <w:t>200</w:t>
+              <w:t>25</w:t>
             </w:r>
           </w:p>
         </w:tc>
@@ -941,7 +941,7 @@
               <w:rPr>
                 <w:sz w:val="20"/>
               </w:rPr>
-              <w:t>40</w:t>
+              <w:t>5</w:t>
             </w:r>
           </w:p>
         </w:tc>
@@ -954,7 +954,7 @@
               <w:rPr>
                 <w:sz w:val="20"/>
               </w:rPr>
-              <w:t>200</w:t>
+              <w:t>25</w:t>
             </w:r>
           </w:p>
         </w:tc>
@@ -1008,7 +1008,7 @@
               <w:rPr>
                 <w:sz w:val="20"/>
               </w:rPr>
-              <w:t>35</w:t>
+              <w:t>4.5</w:t>
             </w:r>
           </w:p>
         </w:tc>
@@ -1021,7 +1021,7 @@
               <w:rPr>
                 <w:sz w:val="20"/>
               </w:rPr>
-              <w:t>70</w:t>
+              <w:t>9</w:t>
             </w:r>
           </w:p>
         </w:tc>
@@ -1075,7 +1075,7 @@
               <w:rPr>
                 <w:sz w:val="20"/>
               </w:rPr>
-              <w:t>50</w:t>
+              <w:t>6</w:t>
             </w:r>
           </w:p>
         </w:tc>
@@ -1088,7 +1088,7 @@
               <w:rPr>
                 <w:sz w:val="20"/>
               </w:rPr>
-              <w:t>100</w:t>
+              <w:t>12</w:t>
             </w:r>
           </w:p>
         </w:tc>
@@ -1942,9 +1942,11 @@
         <w:rPr>
           <w:b/>
         </w:rPr>
-        <w:t>Modals &amp; Pop-ups Total: ~200 hours</w:t>
+        <w:t>Modals &amp; Pop-ups:</w:t>
       </w:r>
-      <w:r/>
+      <w:r>
+        <w:t xml:space="preserve"> ~5 person-weeks</w:t>
+      </w:r>
     </w:p>
     <w:p>
       <w:pPr>
@@ -1955,9 +1957,26 @@
         <w:rPr>
           <w:b/>
         </w:rPr>
-        <w:t>Screen Development Total: ~1,355 hours</w:t>
+        <w:t>Screen Development:</w:t>
       </w:r>
+      <w:r>
+        <w:t xml:space="preserve"> ~29 person-weeks</w:t>
+      </w:r>
+    </w:p>
+    <w:p>
+      <w:pPr>
+        <w:pStyle w:val="ListBullet"/>
+      </w:pPr>
       <w:r/>
+      <w:r>
+        <w:rPr>
+          <w:b/>
+        </w:rPr>
+        <w:t>Combined Frontend (Screens + Modals): ~34 person-weeks</w:t>
+      </w:r>
+      <w:r>
+        <w:t xml:space="preserve"> → ~11 calendar weeks with 3 FE devs</w:t>
+      </w:r>
     </w:p>
     <w:p>
       <w:r>
@@ -2019,7 +2038,7 @@
                 <w:b/>
                 <w:sz w:val="20"/>
               </w:rPr>
-              <w:t>Est. Hours/Workflow</w:t>
+              <w:t>Est. Days/Workflow</w:t>
             </w:r>
           </w:p>
         </w:tc>
@@ -2033,7 +2052,7 @@
                 <w:b/>
                 <w:sz w:val="20"/>
               </w:rPr>
-              <w:t>Total Hours</w:t>
+              <w:t>Total Person-Days</w:t>
             </w:r>
           </w:p>
         </w:tc>
@@ -2074,7 +2093,7 @@
               <w:rPr>
                 <w:sz w:val="20"/>
               </w:rPr>
-              <w:t>120</w:t>
+              <w:t>15</w:t>
             </w:r>
           </w:p>
         </w:tc>
@@ -2087,7 +2106,7 @@
               <w:rPr>
                 <w:sz w:val="20"/>
               </w:rPr>
-              <w:t>360</w:t>
+              <w:t>45</w:t>
             </w:r>
           </w:p>
         </w:tc>
@@ -2128,7 +2147,7 @@
               <w:rPr>
                 <w:sz w:val="20"/>
               </w:rPr>
-              <w:t>100</w:t>
+              <w:t>12.5</w:t>
             </w:r>
           </w:p>
         </w:tc>
@@ -2141,7 +2160,7 @@
               <w:rPr>
                 <w:sz w:val="20"/>
               </w:rPr>
-              <w:t>200</w:t>
+              <w:t>25</w:t>
             </w:r>
           </w:p>
         </w:tc>
@@ -2182,7 +2201,7 @@
               <w:rPr>
                 <w:sz w:val="20"/>
               </w:rPr>
-              <w:t>80</w:t>
+              <w:t>10</w:t>
             </w:r>
           </w:p>
         </w:tc>
@@ -2195,7 +2214,7 @@
               <w:rPr>
                 <w:sz w:val="20"/>
               </w:rPr>
-              <w:t>80</w:t>
+              <w:t>10</w:t>
             </w:r>
           </w:p>
         </w:tc>
@@ -2236,7 +2255,7 @@
               <w:rPr>
                 <w:sz w:val="20"/>
               </w:rPr>
-              <w:t>140</w:t>
+              <w:t>17.5</w:t>
             </w:r>
           </w:p>
         </w:tc>
@@ -2249,7 +2268,7 @@
               <w:rPr>
                 <w:sz w:val="20"/>
               </w:rPr>
-              <w:t>280</w:t>
+              <w:t>35</w:t>
             </w:r>
           </w:p>
         </w:tc>
@@ -2290,7 +2309,7 @@
               <w:rPr>
                 <w:sz w:val="20"/>
               </w:rPr>
-              <w:t>120</w:t>
+              <w:t>15</w:t>
             </w:r>
           </w:p>
         </w:tc>
@@ -2303,7 +2322,7 @@
               <w:rPr>
                 <w:sz w:val="20"/>
               </w:rPr>
-              <w:t>240</w:t>
+              <w:t>30</w:t>
             </w:r>
           </w:p>
         </w:tc>
@@ -2344,7 +2363,7 @@
               <w:rPr>
                 <w:sz w:val="20"/>
               </w:rPr>
-              <w:t>130</w:t>
+              <w:t>16</w:t>
             </w:r>
           </w:p>
         </w:tc>
@@ -2357,7 +2376,7 @@
               <w:rPr>
                 <w:sz w:val="20"/>
               </w:rPr>
-              <w:t>390</w:t>
+              <w:t>48</w:t>
             </w:r>
           </w:p>
         </w:tc>
@@ -2398,7 +2417,7 @@
               <w:rPr>
                 <w:sz w:val="20"/>
               </w:rPr>
-              <w:t>130</w:t>
+              <w:t>16</w:t>
             </w:r>
           </w:p>
         </w:tc>
@@ -2411,7 +2430,7 @@
               <w:rPr>
                 <w:sz w:val="20"/>
               </w:rPr>
-              <w:t>390</w:t>
+              <w:t>48</w:t>
             </w:r>
           </w:p>
         </w:tc>
@@ -2427,7 +2446,362 @@
         <w:rPr>
           <w:b/>
         </w:rPr>
-        <w:t>Agent/Service Development Total: ~1,940 hours</w:t>
+        <w:t>Agent/Service Development Total: ~49 person-weeks</w:t>
+      </w:r>
+      <w:r>
+        <w:t xml:space="preserve"> (delivered by 2 Senior Backend Engineers + Architect/Tech Lead contributing ~40% backend effort → ~16 calendar weeks)</w:t>
+      </w:r>
+    </w:p>
+    <w:p>
+      <w:r>
+        <w:rPr>
+          <w:b/>
+        </w:rPr>
+        <w:t>Effort Reconciliation with Timeline:</w:t>
+      </w:r>
+    </w:p>
+    <w:tbl>
+      <w:tblPr>
+        <w:tblStyle w:val="LightGrid-Accent1"/>
+        <w:tblW w:type="auto" w:w="0"/>
+        <w:jc w:val="center"/>
+        <w:tblLook w:firstColumn="1" w:firstRow="1" w:lastColumn="0" w:lastRow="0" w:noHBand="0" w:noVBand="1" w:val="04A0"/>
+      </w:tblPr>
+      <w:tblGrid>
+        <w:gridCol w:w="1728"/>
+        <w:gridCol w:w="1728"/>
+        <w:gridCol w:w="1728"/>
+        <w:gridCol w:w="1728"/>
+        <w:gridCol w:w="1728"/>
+      </w:tblGrid>
+      <w:tr>
+        <w:tc>
+          <w:tcPr>
+            <w:tcW w:type="dxa" w:w="1728"/>
+          </w:tcPr>
+          <w:p>
+            <w:r>
+              <w:rPr>
+                <w:b/>
+                <w:sz w:val="20"/>
+              </w:rPr>
+              <w:t>Stream</w:t>
+            </w:r>
+          </w:p>
+        </w:tc>
+        <w:tc>
+          <w:tcPr>
+            <w:tcW w:type="dxa" w:w="1728"/>
+          </w:tcPr>
+          <w:p>
+            <w:r>
+              <w:rPr>
+                <w:b/>
+                <w:sz w:val="20"/>
+              </w:rPr>
+              <w:t>Gross Effort</w:t>
+            </w:r>
+          </w:p>
+        </w:tc>
+        <w:tc>
+          <w:tcPr>
+            <w:tcW w:type="dxa" w:w="1728"/>
+          </w:tcPr>
+          <w:p>
+            <w:r>
+              <w:rPr>
+                <w:b/>
+                <w:sz w:val="20"/>
+              </w:rPr>
+              <w:t>Team</w:t>
+            </w:r>
+          </w:p>
+        </w:tc>
+        <w:tc>
+          <w:tcPr>
+            <w:tcW w:type="dxa" w:w="1728"/>
+          </w:tcPr>
+          <w:p>
+            <w:r>
+              <w:rPr>
+                <w:b/>
+                <w:sz w:val="20"/>
+              </w:rPr>
+              <w:t>AI Multiplier</w:t>
+            </w:r>
+          </w:p>
+        </w:tc>
+        <w:tc>
+          <w:tcPr>
+            <w:tcW w:type="dxa" w:w="1728"/>
+          </w:tcPr>
+          <w:p>
+            <w:r>
+              <w:rPr>
+                <w:b/>
+                <w:sz w:val="20"/>
+              </w:rPr>
+              <w:t>Calendar Weeks</w:t>
+            </w:r>
+          </w:p>
+        </w:tc>
+      </w:tr>
+      <w:tr>
+        <w:tc>
+          <w:tcPr>
+            <w:tcW w:type="dxa" w:w="1728"/>
+          </w:tcPr>
+          <w:p>
+            <w:r>
+              <w:rPr>
+                <w:sz w:val="20"/>
+              </w:rPr>
+              <w:t>Frontend (Screens + Modals)</w:t>
+            </w:r>
+          </w:p>
+        </w:tc>
+        <w:tc>
+          <w:tcPr>
+            <w:tcW w:type="dxa" w:w="1728"/>
+          </w:tcPr>
+          <w:p>
+            <w:r>
+              <w:rPr>
+                <w:sz w:val="20"/>
+              </w:rPr>
+              <w:t>~34 person-weeks</w:t>
+            </w:r>
+          </w:p>
+        </w:tc>
+        <w:tc>
+          <w:tcPr>
+            <w:tcW w:type="dxa" w:w="1728"/>
+          </w:tcPr>
+          <w:p>
+            <w:r>
+              <w:rPr>
+                <w:sz w:val="20"/>
+              </w:rPr>
+              <w:t>3 FE Devs</w:t>
+            </w:r>
+          </w:p>
+        </w:tc>
+        <w:tc>
+          <w:tcPr>
+            <w:tcW w:type="dxa" w:w="1728"/>
+          </w:tcPr>
+          <w:p>
+            <w:r>
+              <w:rPr>
+                <w:sz w:val="20"/>
+              </w:rPr>
+              <w:t>1.40x</w:t>
+            </w:r>
+          </w:p>
+        </w:tc>
+        <w:tc>
+          <w:tcPr>
+            <w:tcW w:type="dxa" w:w="1728"/>
+          </w:tcPr>
+          <w:p>
+            <w:r>
+              <w:rPr>
+                <w:sz w:val="20"/>
+              </w:rPr>
+              <w:t>~15 weeks</w:t>
+            </w:r>
+          </w:p>
+        </w:tc>
+      </w:tr>
+      <w:tr>
+        <w:tc>
+          <w:tcPr>
+            <w:tcW w:type="dxa" w:w="1728"/>
+          </w:tcPr>
+          <w:p>
+            <w:r>
+              <w:rPr>
+                <w:sz w:val="20"/>
+              </w:rPr>
+              <w:t>Backend (Agent Services)</w:t>
+            </w:r>
+          </w:p>
+        </w:tc>
+        <w:tc>
+          <w:tcPr>
+            <w:tcW w:type="dxa" w:w="1728"/>
+          </w:tcPr>
+          <w:p>
+            <w:r>
+              <w:rPr>
+                <w:sz w:val="20"/>
+              </w:rPr>
+              <w:t>~49 person-weeks</w:t>
+            </w:r>
+          </w:p>
+        </w:tc>
+        <w:tc>
+          <w:tcPr>
+            <w:tcW w:type="dxa" w:w="1728"/>
+          </w:tcPr>
+          <w:p>
+            <w:r>
+              <w:rPr>
+                <w:sz w:val="20"/>
+              </w:rPr>
+              <w:t>2 BE + Architect (~40%)</w:t>
+            </w:r>
+          </w:p>
+        </w:tc>
+        <w:tc>
+          <w:tcPr>
+            <w:tcW w:type="dxa" w:w="1728"/>
+          </w:tcPr>
+          <w:p>
+            <w:r>
+              <w:rPr>
+                <w:sz w:val="20"/>
+              </w:rPr>
+              <w:t>1.30x</w:t>
+            </w:r>
+          </w:p>
+        </w:tc>
+        <w:tc>
+          <w:tcPr>
+            <w:tcW w:type="dxa" w:w="1728"/>
+          </w:tcPr>
+          <w:p>
+            <w:r>
+              <w:rPr>
+                <w:sz w:val="20"/>
+              </w:rPr>
+              <w:t>~16 weeks</w:t>
+            </w:r>
+          </w:p>
+        </w:tc>
+      </w:tr>
+      <w:tr>
+        <w:tc>
+          <w:tcPr>
+            <w:tcW w:type="dxa" w:w="1728"/>
+          </w:tcPr>
+          <w:p>
+            <w:r>
+              <w:rPr>
+                <w:sz w:val="20"/>
+              </w:rPr>
+              <w:t>QA (E2E, Perf, Security, RBAC)</w:t>
+            </w:r>
+          </w:p>
+        </w:tc>
+        <w:tc>
+          <w:tcPr>
+            <w:tcW w:type="dxa" w:w="1728"/>
+          </w:tcPr>
+          <w:p>
+            <w:r>
+              <w:rPr>
+                <w:sz w:val="20"/>
+              </w:rPr>
+              <w:t>~28 person-weeks</w:t>
+            </w:r>
+          </w:p>
+        </w:tc>
+        <w:tc>
+          <w:tcPr>
+            <w:tcW w:type="dxa" w:w="1728"/>
+          </w:tcPr>
+          <w:p>
+            <w:r>
+              <w:rPr>
+                <w:sz w:val="20"/>
+              </w:rPr>
+              <w:t>1 QA Engineer + Automation</w:t>
+            </w:r>
+          </w:p>
+        </w:tc>
+        <w:tc>
+          <w:tcPr>
+            <w:tcW w:type="dxa" w:w="1728"/>
+          </w:tcPr>
+          <w:p>
+            <w:r>
+              <w:rPr>
+                <w:sz w:val="20"/>
+              </w:rPr>
+              <w:t>—</w:t>
+            </w:r>
+          </w:p>
+        </w:tc>
+        <w:tc>
+          <w:tcPr>
+            <w:tcW w:type="dxa" w:w="1728"/>
+          </w:tcPr>
+          <w:p>
+            <w:r>
+              <w:rPr>
+                <w:sz w:val="20"/>
+              </w:rPr>
+              <w:t>~17 weeks (parallel streams, overlaps with dev from Week 3)</w:t>
+            </w:r>
+          </w:p>
+        </w:tc>
+      </w:tr>
+    </w:tbl>
+    <w:p/>
+    <w:p>
+      <w:pPr>
+        <w:pStyle w:val="ListBullet"/>
+      </w:pPr>
+      <w:r>
+        <w:t>All estimates are gross effort before AI productivity adjustment</w:t>
+      </w:r>
+    </w:p>
+    <w:p>
+      <w:pPr>
+        <w:pStyle w:val="ListBullet"/>
+      </w:pPr>
+      <w:r>
+        <w:t>Unit tests (~11 weeks) are developer responsibility and included in FE/BE capacity, not QA</w:t>
+      </w:r>
+    </w:p>
+    <w:p>
+      <w:pPr>
+        <w:pStyle w:val="ListBullet"/>
+      </w:pPr>
+      <w:r>
+        <w:t>QA 17-week calendar accommodates ~28 person-weeks through overlapping test streams (backend validation + frontend E2E run concurrently Weeks 6–11; performance + security overlap Weeks 13–15)</w:t>
+      </w:r>
+    </w:p>
+    <w:p>
+      <w:pPr>
+        <w:pStyle w:val="ListBullet"/>
+      </w:pPr>
+      <w:r>
+        <w:t>QA execution begins Week 1 (setup/framework) and completes Week 17 (regression + release hardening), 3 weeks before program end for handover buffer</w:t>
+      </w:r>
+    </w:p>
+    <w:p>
+      <w:pPr>
+        <w:pStyle w:val="ListBullet"/>
+      </w:pPr>
+      <w:r>
+        <w:t xml:space="preserve">Calendar alignment validated in the </w:t>
+      </w:r>
+      <w:r>
+        <w:rPr>
+          <w:b/>
+        </w:rPr>
+        <w:t>Timeline document</w:t>
+      </w:r>
+      <w:r>
+        <w:t xml:space="preserve"> and </w:t>
+      </w:r>
+      <w:r>
+        <w:rPr>
+          <w:b/>
+        </w:rPr>
+        <w:t>QA Strategy document</w:t>
       </w:r>
       <w:r/>
     </w:p>
@@ -2635,7 +3009,7 @@
               <w:rPr>
                 <w:sz w:val="20"/>
               </w:rPr>
-              <w:t>~5 weeks (QA)</w:t>
+              <w:t>~5 weeks (Dev)</w:t>
             </w:r>
           </w:p>
         </w:tc>
@@ -2676,7 +3050,7 @@
               <w:rPr>
                 <w:sz w:val="20"/>
               </w:rPr>
-              <w:t>~6 weeks (QA)</w:t>
+              <w:t>~6 weeks (Dev)</w:t>
             </w:r>
           </w:p>
         </w:tc>
@@ -2729,7 +3103,7 @@
         <w:rPr>
           <w:b/>
         </w:rPr>
-        <w:t>Integration &amp; E2E Testing:</w:t>
+        <w:t>Functional Testing (E2E + Regression):</w:t>
       </w:r>
     </w:p>
     <w:tbl>
@@ -2798,7 +3172,7 @@
               <w:rPr>
                 <w:sz w:val="20"/>
               </w:rPr>
-              <w:t>Supplier Onboarding</w:t>
+              <w:t>Supplier Onboarding E2E</w:t>
             </w:r>
           </w:p>
         </w:tc>
@@ -2824,7 +3198,7 @@
               <w:rPr>
                 <w:sz w:val="20"/>
               </w:rPr>
-              <w:t>~4 weeks (QA)</w:t>
+              <w:t>~3 weeks (QA)</w:t>
             </w:r>
           </w:p>
         </w:tc>
@@ -2852,7 +3226,7 @@
               <w:rPr>
                 <w:sz w:val="20"/>
               </w:rPr>
-              <w:t>Verify vendor orchestration calls HR screening/bank APIs correctly; validate result display and error handling</w:t>
+              <w:t>Vendor orchestration calls HR screening/bank APIs; result display and error handling</w:t>
             </w:r>
           </w:p>
         </w:tc>
@@ -2880,7 +3254,7 @@
               <w:rPr>
                 <w:sz w:val="20"/>
               </w:rPr>
-              <w:t>Approval Workflows</w:t>
+              <w:t>Approval Workflows E2E</w:t>
             </w:r>
           </w:p>
         </w:tc>
@@ -2906,7 +3280,7 @@
               <w:rPr>
                 <w:sz w:val="20"/>
               </w:rPr>
-              <w:t>~3 weeks (QA)</w:t>
+              <w:t>~2 weeks (QA)</w:t>
             </w:r>
           </w:p>
         </w:tc>
@@ -2921,7 +3295,7 @@
               <w:rPr>
                 <w:sz w:val="20"/>
               </w:rPr>
-              <w:t>PO / Invoice Flows</w:t>
+              <w:t>PO / Invoice Flows E2E</w:t>
             </w:r>
           </w:p>
         </w:tc>
@@ -2947,7 +3321,7 @@
               <w:rPr>
                 <w:sz w:val="20"/>
               </w:rPr>
-              <w:t>~5 weeks (QA)</w:t>
+              <w:t>~4 weeks (QA)</w:t>
             </w:r>
           </w:p>
         </w:tc>
@@ -2962,7 +3336,7 @@
               <w:rPr>
                 <w:sz w:val="20"/>
               </w:rPr>
-              <w:t>Document Management</w:t>
+              <w:t>Document, Dashboard &amp; Cross-cutting</w:t>
             </w:r>
           </w:p>
         </w:tc>
@@ -2975,7 +3349,7 @@
               <w:rPr>
                 <w:sz w:val="20"/>
               </w:rPr>
-              <w:t>Upload, Download, Delete, Version control, Bulk operations</w:t>
+              <w:t>Document mgmt, KPI dashboards, Keycloak SSO flow, multi-tenant isolation, session mgmt</w:t>
             </w:r>
           </w:p>
         </w:tc>
@@ -2988,7 +3362,7 @@
               <w:rPr>
                 <w:sz w:val="20"/>
               </w:rPr>
-              <w:t>~1.5 weeks (QA)</w:t>
+              <w:t>~3 weeks (QA)</w:t>
             </w:r>
           </w:p>
         </w:tc>
@@ -3003,7 +3377,7 @@
               <w:rPr>
                 <w:sz w:val="20"/>
               </w:rPr>
-              <w:t>Dashboard &amp; Reporting</w:t>
+              <w:t>Regression Suite</w:t>
             </w:r>
           </w:p>
         </w:tc>
@@ -3016,48 +3390,7 @@
               <w:rPr>
                 <w:sz w:val="20"/>
               </w:rPr>
-              <w:t>KPI calculations, Data aggregation, Drill-downs</w:t>
-            </w:r>
-          </w:p>
-        </w:tc>
-        <w:tc>
-          <w:tcPr>
-            <w:tcW w:type="dxa" w:w="2880"/>
-          </w:tcPr>
-          <w:p>
-            <w:r>
-              <w:rPr>
-                <w:sz w:val="20"/>
-              </w:rPr>
-              <w:t>~1.5 weeks (QA)</w:t>
-            </w:r>
-          </w:p>
-        </w:tc>
-      </w:tr>
-      <w:tr>
-        <w:tc>
-          <w:tcPr>
-            <w:tcW w:type="dxa" w:w="2880"/>
-          </w:tcPr>
-          <w:p>
-            <w:r>
-              <w:rPr>
-                <w:sz w:val="20"/>
-              </w:rPr>
-              <w:t>Portal Cross-cutting Flows</w:t>
-            </w:r>
-          </w:p>
-        </w:tc>
-        <w:tc>
-          <w:tcPr>
-            <w:tcW w:type="dxa" w:w="2880"/>
-          </w:tcPr>
-          <w:p>
-            <w:r>
-              <w:rPr>
-                <w:sz w:val="20"/>
-              </w:rPr>
-              <w:t>Keycloak SSO token flow → RBAC → Multi-tenant isolation → Session mgmt</w:t>
+              <w:t>Automated regression across all agents per sprint</w:t>
             </w:r>
           </w:p>
         </w:tc>
@@ -3082,7 +3415,7 @@
         <w:rPr>
           <w:b/>
         </w:rPr>
-        <w:t>Performance &amp; Load Testing:</w:t>
+        <w:t>Performance, Security &amp; Compliance Testing:</w:t>
       </w:r>
     </w:p>
     <w:tbl>
@@ -3108,7 +3441,7 @@
                 <w:b/>
                 <w:sz w:val="20"/>
               </w:rPr>
-              <w:t>Test Area</w:t>
+              <w:t>Area</w:t>
             </w:r>
           </w:p>
         </w:tc>
@@ -3122,7 +3455,7 @@
                 <w:b/>
                 <w:sz w:val="20"/>
               </w:rPr>
-              <w:t>Benchmark</w:t>
+              <w:t>Scope</w:t>
             </w:r>
           </w:p>
         </w:tc>
@@ -3151,7 +3484,7 @@
               <w:rPr>
                 <w:sz w:val="20"/>
               </w:rPr>
-              <w:t>API Response Time Validation</w:t>
+              <w:t>API &amp; Grid Performance</w:t>
             </w:r>
           </w:p>
         </w:tc>
@@ -3164,7 +3497,7 @@
               <w:rPr>
                 <w:sz w:val="20"/>
               </w:rPr>
-              <w:t>All APIs &lt; 3 seconds (RFP requirement)</w:t>
+              <w:t>All APIs &lt; 3s (RFP), Grid &lt; 500ms, virtual scrolling stress</w:t>
             </w:r>
           </w:p>
         </w:tc>
@@ -3177,7 +3510,7 @@
               <w:rPr>
                 <w:sz w:val="20"/>
               </w:rPr>
-              <w:t>~1.5 weeks (QA)</w:t>
+              <w:t>~2 weeks (QA)</w:t>
             </w:r>
           </w:p>
         </w:tc>
@@ -3192,7 +3525,7 @@
               <w:rPr>
                 <w:sz w:val="20"/>
               </w:rPr>
-              <w:t>Grid Load Time</w:t>
+              <w:t>Load, Stress &amp; Soak Testing</w:t>
             </w:r>
           </w:p>
         </w:tc>
@@ -3205,7 +3538,7 @@
               <w:rPr>
                 <w:sz w:val="20"/>
               </w:rPr>
-              <w:t>&lt; 500ms for 1000 rows (NFR requirement)</w:t>
+              <w:t>100–500 concurrent users, ERP sync throughput, container scaling under G4</w:t>
             </w:r>
           </w:p>
         </w:tc>
@@ -3218,7 +3551,7 @@
               <w:rPr>
                 <w:sz w:val="20"/>
               </w:rPr>
-              <w:t>~1 week (QA)</w:t>
+              <w:t>~3 weeks (QA)</w:t>
             </w:r>
           </w:p>
         </w:tc>
@@ -3233,7 +3566,7 @@
               <w:rPr>
                 <w:sz w:val="20"/>
               </w:rPr>
-              <w:t>Virtual Scrolling Stress</w:t>
+              <w:t>Vulnerability Scanning (OWASP Top 10)</w:t>
             </w:r>
           </w:p>
         </w:tc>
@@ -3246,7 +3579,7 @@
               <w:rPr>
                 <w:sz w:val="20"/>
               </w:rPr>
-              <w:t>&gt; 1000 rows, 30+ columns performance</w:t>
+              <w:t>SAST + DAST scanning of all vendor-built endpoints</w:t>
             </w:r>
           </w:p>
         </w:tc>
@@ -3259,7 +3592,7 @@
               <w:rPr>
                 <w:sz w:val="20"/>
               </w:rPr>
-              <w:t>~1 week (QA)</w:t>
+              <w:t>~1.5 weeks (QA)</w:t>
             </w:r>
           </w:p>
         </w:tc>
@@ -3274,7 +3607,7 @@
               <w:rPr>
                 <w:sz w:val="20"/>
               </w:rPr>
-              <w:t>Concurrent User Load</w:t>
+              <w:t>RBAC/ABAC &amp; Tenant Isolation</w:t>
             </w:r>
           </w:p>
         </w:tc>
@@ -3287,7 +3620,7 @@
               <w:rPr>
                 <w:sz w:val="20"/>
               </w:rPr>
-              <w:t>Simulate 100–500 concurrent suppliers</w:t>
+              <w:t>Role matrix (4 personas × 29 screens + 11 modals), cross-tenant prevention, privilege escalation, RLS</w:t>
             </w:r>
           </w:p>
         </w:tc>
@@ -3300,7 +3633,7 @@
               <w:rPr>
                 <w:sz w:val="20"/>
               </w:rPr>
-              <w:t>~1.5 weeks (QA)</w:t>
+              <w:t>~3 weeks (QA)</w:t>
             </w:r>
           </w:p>
         </w:tc>
@@ -3315,7 +3648,7 @@
               <w:rPr>
                 <w:sz w:val="20"/>
               </w:rPr>
-              <w:t>ERP Sync Throughput</w:t>
+              <w:t>SSO, CSP &amp; Vault Validation</w:t>
             </w:r>
           </w:p>
         </w:tc>
@@ -3328,7 +3661,7 @@
               <w:rPr>
                 <w:sz w:val="20"/>
               </w:rPr>
-              <w:t>PO import + Invoice sync under load</w:t>
+              <w:t>Keycloak token flow, session handling, CSP headers, HashiCorp Vault integration</w:t>
             </w:r>
           </w:p>
         </w:tc>
@@ -3341,7 +3674,7 @@
               <w:rPr>
                 <w:sz w:val="20"/>
               </w:rPr>
-              <w:t>~1 week (QA)</w:t>
+              <w:t>~1.5 weeks (QA)</w:t>
             </w:r>
           </w:p>
         </w:tc>
@@ -3356,7 +3689,7 @@
               <w:rPr>
                 <w:sz w:val="20"/>
               </w:rPr>
-              <w:t>Horizontal Scaling Validation</w:t>
+              <w:t>Infosec Clearance Prep</w:t>
             </w:r>
           </w:p>
         </w:tc>
@@ -3369,7 +3702,7 @@
               <w:rPr>
                 <w:sz w:val="20"/>
               </w:rPr>
-              <w:t>Container scaling under G4 environment</w:t>
+              <w:t>Documentation and remediation for HighRadius cybersecurity team</w:t>
             </w:r>
           </w:p>
         </w:tc>
@@ -3394,7 +3727,7 @@
         <w:rPr>
           <w:b/>
         </w:rPr>
-        <w:t>Security Testing:</w:t>
+        <w:t>QA Execution Timeline (17 Weeks):</w:t>
       </w:r>
     </w:p>
     <w:tbl>
@@ -3420,7 +3753,7 @@
                 <w:b/>
                 <w:sz w:val="20"/>
               </w:rPr>
-              <w:t>Security Area</w:t>
+              <w:t>QA Phase</w:t>
             </w:r>
           </w:p>
         </w:tc>
@@ -3434,7 +3767,7 @@
                 <w:b/>
                 <w:sz w:val="20"/>
               </w:rPr>
-              <w:t>Scope</w:t>
+              <w:t>Program Weeks</w:t>
             </w:r>
           </w:p>
         </w:tc>
@@ -3448,7 +3781,7 @@
                 <w:b/>
                 <w:sz w:val="20"/>
               </w:rPr>
-              <w:t>Effort</w:t>
+              <w:t>Activities</w:t>
             </w:r>
           </w:p>
         </w:tc>
@@ -3463,7 +3796,7 @@
               <w:rPr>
                 <w:sz w:val="20"/>
               </w:rPr>
-              <w:t>Vulnerability Scanning (OWASP Top 10)</w:t>
+              <w:t>Setup &amp; Framework</w:t>
             </w:r>
           </w:p>
         </w:tc>
@@ -3476,7 +3809,7 @@
               <w:rPr>
                 <w:sz w:val="20"/>
               </w:rPr>
-              <w:t>SAST + DAST scanning of all vendor-built endpoints</w:t>
+              <w:t>1–2</w:t>
             </w:r>
           </w:p>
         </w:tc>
@@ -3489,7 +3822,7 @@
               <w:rPr>
                 <w:sz w:val="20"/>
               </w:rPr>
-              <w:t>~1.5 weeks (QA)</w:t>
+              <w:t>Automation framework init, CI integration, RBAC matrix prep, test data modeling</w:t>
             </w:r>
           </w:p>
         </w:tc>
@@ -3504,7 +3837,7 @@
               <w:rPr>
                 <w:sz w:val="20"/>
               </w:rPr>
-              <w:t>SSO Token Validation Testing</w:t>
+              <w:t>Backend Validation</w:t>
             </w:r>
           </w:p>
         </w:tc>
@@ -3517,7 +3850,7 @@
               <w:rPr>
                 <w:sz w:val="20"/>
               </w:rPr>
-              <w:t>Keycloak token consumption, session handling, expiry edge cases</w:t>
+              <w:t>3–8</w:t>
             </w:r>
           </w:p>
         </w:tc>
@@ -3530,7 +3863,7 @@
               <w:rPr>
                 <w:sz w:val="20"/>
               </w:rPr>
-              <w:t>~1 week (QA)</w:t>
+              <w:t>66 APIs + 7 integrations: functional, negative, tenant enforcement, failure injection</w:t>
             </w:r>
           </w:p>
         </w:tc>
@@ -3545,7 +3878,7 @@
               <w:rPr>
                 <w:sz w:val="20"/>
               </w:rPr>
-              <w:t>RBAC / Permission Boundary Testing</w:t>
+              <w:t>Frontend + E2E Automation</w:t>
             </w:r>
           </w:p>
         </w:tc>
@@ -3558,7 +3891,7 @@
               <w:rPr>
                 <w:sz w:val="20"/>
               </w:rPr>
-              <w:t>Role-based access enforcement across all 29 screens + 11 popups</w:t>
+              <w:t>6–11</w:t>
             </w:r>
           </w:p>
         </w:tc>
@@ -3571,7 +3904,7 @@
               <w:rPr>
                 <w:sz w:val="20"/>
               </w:rPr>
-              <w:t>~1.5 weeks (QA)</w:t>
+              <w:t>29 screens, 11 modals, persona-based access, critical journey automation</w:t>
             </w:r>
           </w:p>
         </w:tc>
@@ -3586,7 +3919,7 @@
               <w:rPr>
                 <w:sz w:val="20"/>
               </w:rPr>
-              <w:t>Data Protection &amp; Isolation</w:t>
+              <w:t>Integration Hardening</w:t>
             </w:r>
           </w:p>
         </w:tc>
@@ -3599,7 +3932,7 @@
               <w:rPr>
                 <w:sz w:val="20"/>
               </w:rPr>
-              <w:t>Multi-tenant data isolation verification, PII handling</w:t>
+              <w:t>9–11</w:t>
             </w:r>
           </w:p>
         </w:tc>
@@ -3612,7 +3945,7 @@
               <w:rPr>
                 <w:sz w:val="20"/>
               </w:rPr>
-              <w:t>~1 week (QA)</w:t>
+              <w:t>Deep failure simulation, circuit breaker/retry validation</w:t>
             </w:r>
           </w:p>
         </w:tc>
@@ -3627,7 +3960,7 @@
               <w:rPr>
                 <w:sz w:val="20"/>
               </w:rPr>
-              <w:t>CSP &amp; Headers Validation</w:t>
+              <w:t>Performance Validation</w:t>
             </w:r>
           </w:p>
         </w:tc>
@@ -3640,7 +3973,7 @@
               <w:rPr>
                 <w:sz w:val="20"/>
               </w:rPr>
-              <w:t>Content Security Policy, unsafe-eval prevention</w:t>
+              <w:t>12–14</w:t>
             </w:r>
           </w:p>
         </w:tc>
@@ -3653,7 +3986,7 @@
               <w:rPr>
                 <w:sz w:val="20"/>
               </w:rPr>
-              <w:t>~3 days (QA)</w:t>
+              <w:t>Load, stress, 8-hour soak, month-end simulation</w:t>
             </w:r>
           </w:p>
         </w:tc>
@@ -3668,7 +4001,7 @@
               <w:rPr>
                 <w:sz w:val="20"/>
               </w:rPr>
-              <w:t>HashiCorp Vault Integration Test</w:t>
+              <w:t>Security &amp; Compliance</w:t>
             </w:r>
           </w:p>
         </w:tc>
@@ -3681,7 +4014,7 @@
               <w:rPr>
                 <w:sz w:val="20"/>
               </w:rPr>
-              <w:t>Key store operations, secret rotation</w:t>
+              <w:t>13–15</w:t>
             </w:r>
           </w:p>
         </w:tc>
@@ -3694,7 +4027,7 @@
               <w:rPr>
                 <w:sz w:val="20"/>
               </w:rPr>
-              <w:t>~3 days (QA)</w:t>
+              <w:t>OWASP, JWT tampering, tenant cross-access, CSP, WCAG 2.0 AA</w:t>
             </w:r>
           </w:p>
         </w:tc>
@@ -3709,7 +4042,7 @@
               <w:rPr>
                 <w:sz w:val="20"/>
               </w:rPr>
-              <w:t>Infosec Clearance Prep</w:t>
+              <w:t>Regression &amp; Release</w:t>
             </w:r>
           </w:p>
         </w:tc>
@@ -3722,7 +4055,7 @@
               <w:rPr>
                 <w:sz w:val="20"/>
               </w:rPr>
-              <w:t>Documentation and remediation for HighRadius cybersecurity team</w:t>
+              <w:t>15–17</w:t>
             </w:r>
           </w:p>
         </w:tc>
@@ -3735,7 +4068,7 @@
               <w:rPr>
                 <w:sz w:val="20"/>
               </w:rPr>
-              <w:t>~1 week (QA)</w:t>
+              <w:t>Full regression cycles, UAT support, release hardening, go-live readiness</w:t>
             </w:r>
           </w:p>
         </w:tc>
@@ -3743,235 +4076,29 @@
     </w:tbl>
     <w:p/>
     <w:p>
+      <w:pPr>
+        <w:ind w:left="283"/>
+      </w:pPr>
+      <w:r>
+        <w:rPr>
+          <w:sz w:val="20"/>
+        </w:rPr>
+        <w:t xml:space="preserve">*For detailed QA strategy, tool stack, and release controls, refer to the </w:t>
+      </w:r>
       <w:r>
         <w:rPr>
           <w:b/>
+          <w:sz w:val="20"/>
         </w:rPr>
-        <w:t>ABAC / RBAC Testing:</w:t>
+        <w:t>QA Strategy document</w:t>
+      </w:r>
+      <w:r>
+        <w:rPr>
+          <w:sz w:val="20"/>
+        </w:rPr>
+        <w:t>.*</w:t>
       </w:r>
     </w:p>
-    <w:tbl>
-      <w:tblPr>
-        <w:tblStyle w:val="LightGrid-Accent1"/>
-        <w:tblW w:type="auto" w:w="0"/>
-        <w:jc w:val="center"/>
-        <w:tblLook w:firstColumn="1" w:firstRow="1" w:lastColumn="0" w:lastRow="0" w:noHBand="0" w:noVBand="1" w:val="04A0"/>
-      </w:tblPr>
-      <w:tblGrid>
-        <w:gridCol w:w="2880"/>
-        <w:gridCol w:w="2880"/>
-        <w:gridCol w:w="2880"/>
-      </w:tblGrid>
-      <w:tr>
-        <w:tc>
-          <w:tcPr>
-            <w:tcW w:type="dxa" w:w="2880"/>
-          </w:tcPr>
-          <w:p>
-            <w:r>
-              <w:rPr>
-                <w:b/>
-                <w:sz w:val="20"/>
-              </w:rPr>
-              <w:t>ABAC/RBAC Area</w:t>
-            </w:r>
-          </w:p>
-        </w:tc>
-        <w:tc>
-          <w:tcPr>
-            <w:tcW w:type="dxa" w:w="2880"/>
-          </w:tcPr>
-          <w:p>
-            <w:r>
-              <w:rPr>
-                <w:b/>
-                <w:sz w:val="20"/>
-              </w:rPr>
-              <w:t>Scope</w:t>
-            </w:r>
-          </w:p>
-        </w:tc>
-        <w:tc>
-          <w:tcPr>
-            <w:tcW w:type="dxa" w:w="2880"/>
-          </w:tcPr>
-          <w:p>
-            <w:r>
-              <w:rPr>
-                <w:b/>
-                <w:sz w:val="20"/>
-              </w:rPr>
-              <w:t>Effort</w:t>
-            </w:r>
-          </w:p>
-        </w:tc>
-      </w:tr>
-      <w:tr>
-        <w:tc>
-          <w:tcPr>
-            <w:tcW w:type="dxa" w:w="2880"/>
-          </w:tcPr>
-          <w:p>
-            <w:r>
-              <w:rPr>
-                <w:sz w:val="20"/>
-              </w:rPr>
-              <w:t>Role Matrix Validation</w:t>
-            </w:r>
-          </w:p>
-        </w:tc>
-        <w:tc>
-          <w:tcPr>
-            <w:tcW w:type="dxa" w:w="2880"/>
-          </w:tcPr>
-          <w:p>
-            <w:r>
-              <w:rPr>
-                <w:sz w:val="20"/>
-              </w:rPr>
-              <w:t>Supplier, Supplier Manager, Admin, Approver — all 29 screens + 11 popups</w:t>
-            </w:r>
-          </w:p>
-        </w:tc>
-        <w:tc>
-          <w:tcPr>
-            <w:tcW w:type="dxa" w:w="2880"/>
-          </w:tcPr>
-          <w:p>
-            <w:r>
-              <w:rPr>
-                <w:sz w:val="20"/>
-              </w:rPr>
-              <w:t>~1.5 weeks (QA)</w:t>
-            </w:r>
-          </w:p>
-        </w:tc>
-      </w:tr>
-      <w:tr>
-        <w:tc>
-          <w:tcPr>
-            <w:tcW w:type="dxa" w:w="2880"/>
-          </w:tcPr>
-          <w:p>
-            <w:r>
-              <w:rPr>
-                <w:sz w:val="20"/>
-              </w:rPr>
-              <w:t>Access Boundary Enforcement</w:t>
-            </w:r>
-          </w:p>
-        </w:tc>
-        <w:tc>
-          <w:tcPr>
-            <w:tcW w:type="dxa" w:w="2880"/>
-          </w:tcPr>
-          <w:p>
-            <w:r>
-              <w:rPr>
-                <w:sz w:val="20"/>
-              </w:rPr>
-              <w:t>Cross-tenant data access prevention, Row-level security</w:t>
-            </w:r>
-          </w:p>
-        </w:tc>
-        <w:tc>
-          <w:tcPr>
-            <w:tcW w:type="dxa" w:w="2880"/>
-          </w:tcPr>
-          <w:p>
-            <w:r>
-              <w:rPr>
-                <w:sz w:val="20"/>
-              </w:rPr>
-              <w:t>~1 week (QA)</w:t>
-            </w:r>
-          </w:p>
-        </w:tc>
-      </w:tr>
-      <w:tr>
-        <w:tc>
-          <w:tcPr>
-            <w:tcW w:type="dxa" w:w="2880"/>
-          </w:tcPr>
-          <w:p>
-            <w:r>
-              <w:rPr>
-                <w:sz w:val="20"/>
-              </w:rPr>
-              <w:t>Permission Escalation Testing</w:t>
-            </w:r>
-          </w:p>
-        </w:tc>
-        <w:tc>
-          <w:tcPr>
-            <w:tcW w:type="dxa" w:w="2880"/>
-          </w:tcPr>
-          <w:p>
-            <w:r>
-              <w:rPr>
-                <w:sz w:val="20"/>
-              </w:rPr>
-              <w:t>Ensure no privilege escalation via API manipulation</w:t>
-            </w:r>
-          </w:p>
-        </w:tc>
-        <w:tc>
-          <w:tcPr>
-            <w:tcW w:type="dxa" w:w="2880"/>
-          </w:tcPr>
-          <w:p>
-            <w:r>
-              <w:rPr>
-                <w:sz w:val="20"/>
-              </w:rPr>
-              <w:t>~1 week (QA)</w:t>
-            </w:r>
-          </w:p>
-        </w:tc>
-      </w:tr>
-      <w:tr>
-        <w:tc>
-          <w:tcPr>
-            <w:tcW w:type="dxa" w:w="2880"/>
-          </w:tcPr>
-          <w:p>
-            <w:r>
-              <w:rPr>
-                <w:sz w:val="20"/>
-              </w:rPr>
-              <w:t>Multi-Tenant RBAC Isolation</w:t>
-            </w:r>
-          </w:p>
-        </w:tc>
-        <w:tc>
-          <w:tcPr>
-            <w:tcW w:type="dxa" w:w="2880"/>
-          </w:tcPr>
-          <w:p>
-            <w:r>
-              <w:rPr>
-                <w:sz w:val="20"/>
-              </w:rPr>
-              <w:t>Roles scoped to tenant, no cross-tenant role leakage</w:t>
-            </w:r>
-          </w:p>
-        </w:tc>
-        <w:tc>
-          <w:tcPr>
-            <w:tcW w:type="dxa" w:w="2880"/>
-          </w:tcPr>
-          <w:p>
-            <w:r>
-              <w:rPr>
-                <w:sz w:val="20"/>
-              </w:rPr>
-              <w:t>~1 week (QA)</w:t>
-            </w:r>
-          </w:p>
-        </w:tc>
-      </w:tr>
-    </w:tbl>
-    <w:p/>
     <w:p>
       <w:pPr>
         <w:pStyle w:val="Heading3"/>
